--- a/docs/career/cv-ai-contract.docx
+++ b/docs/career/cv-ai-contract.docx
@@ -191,8 +191,42 @@
         <w:rPr>
           <w:b w:val="0"/>
         </w:rPr>
-        <w:t xml:space="preserve">Agentic workflows &amp; tool use · </w:t>
+        <w:t>Knowledge Graphs (</w:t>
       </w:r>
+      <w:r>
+        <w:rPr>
+          <w:b/>
+        </w:rPr>
+        <w:t>Neo4j/Cypher</w:t>
+      </w:r>
+      <w:r>
+        <w:rPr>
+          <w:b w:val="0"/>
+        </w:rPr>
+        <w:t>, entity expansion — verified against live Neo4j) ·</w:t>
+      </w:r>
+    </w:p>
+    <w:p>
+      <w:r>
+        <w:rPr>
+          <w:b w:val="0"/>
+        </w:rPr>
+        <w:t xml:space="preserve">GraphRAG · Agentic workflows &amp; tool use (incl. </w:t>
+      </w:r>
+      <w:r>
+        <w:rPr>
+          <w:b/>
+        </w:rPr>
+        <w:t>LangGraph</w:t>
+      </w:r>
+      <w:r>
+        <w:rPr>
+          <w:b w:val="0"/>
+        </w:rPr>
+        <w:t xml:space="preserve"> StateGraph) ·</w:t>
+      </w:r>
+    </w:p>
+    <w:p>
       <w:r>
         <w:rPr>
           <w:b/>
@@ -422,7 +456,21 @@
         <w:rPr>
           <w:b w:val="0"/>
         </w:rPr>
-        <w:t>gate: 19 tests / ≥80% coverage + golden-case evals.</w:t>
+        <w:t xml:space="preserve">gate: 19 tests / ≥80% coverage + golden-case evals. Optional </w:t>
+      </w:r>
+      <w:r>
+        <w:rPr>
+          <w:b/>
+        </w:rPr>
+        <w:t>LangGraph</w:t>
+      </w:r>
+    </w:p>
+    <w:p>
+      <w:r>
+        <w:rPr>
+          <w:b w:val="0"/>
+        </w:rPr>
+        <w:t>StateGraph (`plan → risk → optimise`) over the same engine.</w:t>
       </w:r>
     </w:p>
     <w:p>
@@ -509,6 +557,34 @@
           <w:b w:val="0"/>
         </w:rPr>
         <w:t xml:space="preserve"> + assertion-based retrieval eval gate.</w:t>
+      </w:r>
+    </w:p>
+    <w:p>
+      <w:r>
+        <w:rPr>
+          <w:b w:val="0"/>
+        </w:rPr>
+        <w:t xml:space="preserve">GraphRAG layer (entity-seeded expansion) </w:t>
+      </w:r>
+      <w:r>
+        <w:rPr>
+          <w:b/>
+        </w:rPr>
+        <w:t>verified 3/3 exact match against a</w:t>
+      </w:r>
+    </w:p>
+    <w:p>
+      <w:r>
+        <w:rPr>
+          <w:b w:val="0"/>
+        </w:rPr>
+        <w:t>live Neo4j</w:t>
+      </w:r>
+      <w:r>
+        <w:rPr>
+          <w:b/>
+        </w:rPr>
+        <w:t>; `Neo4jGraphStore` swaps in via Cypher with zero retrieval-code changes.</w:t>
       </w:r>
     </w:p>
     <w:p>
@@ -773,7 +849,15 @@
         <w:rPr>
           <w:b w:val="0"/>
         </w:rPr>
-        <w:t>harness above (agents, retrieval, evals, resilience).</w:t>
+        <w:t>harness above (agents, retrieval, evals, resilience) — incl. graph retrieval</w:t>
+      </w:r>
+    </w:p>
+    <w:p>
+      <w:r>
+        <w:rPr>
+          <w:b w:val="0"/>
+        </w:rPr>
+        <w:t>(Cypher/entity expansion) verified 3/3 against live Neo4j.</w:t>
       </w:r>
     </w:p>
     <w:p>
